--- a/Politica_de_Privacidade.docx
+++ b/Politica_de_Privacidade.docx
@@ -136,37 +136,10 @@
           <w:b/>
           <w:bCs/>
         </w:rPr>
-        <w:t xml:space="preserve">CNPJ/CPF: </w:t>
-      </w:r>
-      <w:r>
-        <w:t xml:space="preserve">[a preencher]</w:t>
-      </w:r>
-    </w:p>
-    <w:p>
-      <w:pPr>
-        <w:pBdr>
-          <w:top w:val="single" w:color="EF9F27" w:sz="4"/>
-          <w:bottom w:val="single" w:color="EF9F27" w:sz="4"/>
-          <w:left w:val="single" w:color="EF9F27" w:sz="4"/>
-          <w:right w:val="single" w:color="EF9F27" w:sz="4"/>
-        </w:pBdr>
-        <w:shd w:fill="FFFBEA" w:val="clear"/>
-        <w:spacing w:after="200" w:before="100"/>
-        <w:ind w:left="100" w:right="100"/>
-      </w:pPr>
-      <w:r>
-        <w:rPr>
-          <w:b/>
-          <w:bCs/>
-          <w:color w:val="7a5a10"/>
-        </w:rPr>
-        <w:t xml:space="preserve">Nota para revisão: </w:t>
-      </w:r>
-      <w:r>
-        <w:rPr>
-          <w:color w:val="7a5a10"/>
-        </w:rPr>
-        <w:t xml:space="preserve">inclua aqui o CNPJ (se a clínica for pessoa jurídica) ou o CPF da profissional (se atuar como pessoa física/autônoma), conforme o enquadramento correto perante o CFO e a Receita Federal.</w:t>
+        <w:t xml:space="preserve">CPF: </w:t>
+      </w:r>
+      <w:r>
+        <w:t xml:space="preserve">296.114.268-79</w:t>
       </w:r>
     </w:p>
     <w:p>
@@ -622,7 +595,7 @@
         <w:spacing w:after="100"/>
       </w:pPr>
       <w:r>
-        <w:t xml:space="preserve">Prontuário odontológico: pelo prazo mínimo exigido pelas normas do Conselho Federal de Odontologia [confirmar prazo exato vigente].</w:t>
+        <w:t xml:space="preserve">Prontuário odontológico: pelo prazo mínimo de 20 (vinte) anos a partir do último registro, nos termos da Lei nº 13.787/2018.</w:t>
       </w:r>
     </w:p>
     <w:p>
@@ -839,10 +812,10 @@
           <w:b/>
           <w:bCs/>
         </w:rPr>
-        <w:t xml:space="preserve">Encarregado(a) pelo tratamento de dados (DPO): </w:t>
-      </w:r>
-      <w:r>
-        <w:t xml:space="preserve">[nome a definir]</w:t>
+        <w:t xml:space="preserve">Encarregada pelo tratamento de dados (DPO): </w:t>
+      </w:r>
+      <w:r>
+        <w:t xml:space="preserve">Dra. Anna Carolina Dias</w:t>
       </w:r>
     </w:p>
     <w:p>
@@ -854,52 +827,10 @@
           <w:b/>
           <w:bCs/>
         </w:rPr>
-        <w:t xml:space="preserve">E-mail: </w:t>
-      </w:r>
-      <w:r>
-        <w:t xml:space="preserve">[e-mail dedicado a definir]</w:t>
-      </w:r>
-    </w:p>
-    <w:p>
-      <w:pPr>
-        <w:spacing w:after="160"/>
-      </w:pPr>
-      <w:r>
-        <w:rPr>
-          <w:b/>
-          <w:bCs/>
-        </w:rPr>
         <w:t xml:space="preserve">WhatsApp: </w:t>
       </w:r>
       <w:r>
         <w:t xml:space="preserve">(17) 98211-3940</w:t>
-      </w:r>
-    </w:p>
-    <w:p>
-      <w:pPr>
-        <w:pBdr>
-          <w:top w:val="single" w:color="EF9F27" w:sz="4"/>
-          <w:bottom w:val="single" w:color="EF9F27" w:sz="4"/>
-          <w:left w:val="single" w:color="EF9F27" w:sz="4"/>
-          <w:right w:val="single" w:color="EF9F27" w:sz="4"/>
-        </w:pBdr>
-        <w:shd w:fill="FFFBEA" w:val="clear"/>
-        <w:spacing w:after="200" w:before="100"/>
-        <w:ind w:left="100" w:right="100"/>
-      </w:pPr>
-      <w:r>
-        <w:rPr>
-          <w:b/>
-          <w:bCs/>
-          <w:color w:val="7a5a10"/>
-        </w:rPr>
-        <w:t xml:space="preserve">Nota para revisão: </w:t>
-      </w:r>
-      <w:r>
-        <w:rPr>
-          <w:color w:val="7a5a10"/>
-        </w:rPr>
-        <w:t xml:space="preserve">a LGPD exige a indicação de um encarregado (art. 41). Defina quem exercerá esse papel e um canal de contato dedicado.</w:t>
       </w:r>
     </w:p>
     <w:p>
